--- a/0D1_基底資料矩陣與極端事件整合.docx
+++ b/0D1_基底資料矩陣與極端事件整合.docx
@@ -2,6 +2,19 @@
 <file path=word/document.xml><?xml version="1.0" encoding="utf-8"?>
 <w:document xmlns:mc="http://schemas.openxmlformats.org/markup-compatibility/2006" xmlns:o="urn:schemas-microsoft-com:office:office" xmlns:r="http://schemas.openxmlformats.org/officeDocument/2006/relationships" xmlns:m="http://schemas.openxmlformats.org/officeDocument/2006/math" xmlns:v="urn:schemas-microsoft-com:vml" xmlns:wp="http://schemas.openxmlformats.org/drawingml/2006/wordprocessingDrawing" xmlns:w10="urn:schemas-microsoft-com:office:word" xmlns:w="http://schemas.openxmlformats.org/wordprocessingml/2006/main" xmlns:wne="http://schemas.microsoft.com/office/word/2006/wordml" xmlns:sl="http://schemas.openxmlformats.org/schemaLibrary/2006/main" xmlns:a="http://schemas.openxmlformats.org/drawingml/2006/main" xmlns:pic="http://schemas.openxmlformats.org/drawingml/2006/picture" xmlns:c="http://schemas.openxmlformats.org/drawingml/2006/chart" xmlns:lc="http://schemas.openxmlformats.org/drawingml/2006/lockedCanvas" xmlns:dgm="http://schemas.openxmlformats.org/drawingml/2006/diagram" xmlns:wps="http://schemas.microsoft.com/office/word/2010/wordprocessingShape" xmlns:wpg="http://schemas.microsoft.com/office/word/2010/wordprocessingGroup" xmlns:w14="http://schemas.microsoft.com/office/word/2010/wordml" xmlns:w15="http://schemas.microsoft.com/office/word/2012/wordml" xmlns:w16="http://schemas.microsoft.com/office/word/2018/wordml" xmlns:w16cex="http://schemas.microsoft.com/office/word/2018/wordml/cex" xmlns:w16cid="http://schemas.microsoft.com/office/word/2016/wordml/cid" xmlns="http://schemas.microsoft.com/office/tasks/2019/documenttasks" xmlns:cr="http://schemas.microsoft.com/office/comments/2020/reactions">
   <w:body>
+    <w:p>
+      <w:r>
+        <w:t xml:space="preserve">---
+Title: 卷 0D：基底資料矩陣與極端事件整合（Zone-B 補充版）
+Volume_ID: 0D
+Version: v1.1-Zone-B-patch
+Upstream_Required: 0A1（氣候 forcing，含 Zone-B 桃竹苗）、0B（地球化學基底）、0C1（六大水體 seasonal，含 Zone-B）
+Key_Outputs: Baseline_Facts B0-01~B0-22、Waterbody_Model_Table、Lag_Effect 矩陣
+Zone_B_Status: ✅ Zone-B（桃竹苗）已補入；B0-21/B0-22 為 Zone-B 專屬新增事實
+Patch_Applied: 0D1-v1.1（公式修復 + Zone-B Lag + B0-06更新 + B0-21/22新增）
+---</w:t>
+      </w:r>
+    </w:p>
     <w:p>
       <w:pPr/>
       <w:r>
@@ -5353,38 +5366,7 @@
           <w:rFonts w:ascii="Google Sans" w:cs="Google Sans" w:eastAsia="Google Sans" w:hAnsi="Google Sans"/>
           <w:color w:val="1f1f1f"/>
         </w:rPr>
-        <w:drawing>
-          <wp:inline distB="19050" distT="19050" distL="19050" distR="19050">
-            <wp:extent cx="177255" cy="223900"/>
-            <wp:effectExtent b="0" l="0" r="0" t="0"/>
-            <wp:docPr id="38" name="image35.png"/>
-            <a:graphic>
-              <a:graphicData uri="http://schemas.openxmlformats.org/drawingml/2006/picture">
-                <pic:pic>
-                  <pic:nvPicPr>
-                    <pic:cNvPr id="0" name="image35.png"/>
-                    <pic:cNvPicPr preferRelativeResize="0"/>
-                  </pic:nvPicPr>
-                  <pic:blipFill>
-                    <a:blip r:embed="rId11"/>
-                    <a:srcRect b="0" l="0" r="0" t="0"/>
-                    <a:stretch>
-                      <a:fillRect/>
-                    </a:stretch>
-                  </pic:blipFill>
-                  <pic:spPr>
-                    <a:xfrm>
-                      <a:off x="0" y="0"/>
-                      <a:ext cx="177255" cy="223900"/>
-                    </a:xfrm>
-                    <a:prstGeom prst="rect"/>
-                    <a:ln/>
-                  </pic:spPr>
-                </pic:pic>
-              </a:graphicData>
-            </a:graphic>
-          </wp:inline>
-        </w:drawing>
+        <w:t>v_s</w:t>
       </w:r>
       <w:r>
         <w:rPr>
@@ -5484,38 +5466,7 @@
           <w:rFonts w:ascii="Google Sans" w:cs="Google Sans" w:eastAsia="Google Sans" w:hAnsi="Google Sans"/>
           <w:color w:val="1f1f1f"/>
         </w:rPr>
-        <w:drawing>
-          <wp:inline distB="19050" distT="19050" distL="19050" distR="19050">
-            <wp:extent cx="94655" cy="227171"/>
-            <wp:effectExtent b="0" l="0" r="0" t="0"/>
-            <wp:docPr id="41" name="image32.png"/>
-            <a:graphic>
-              <a:graphicData uri="http://schemas.openxmlformats.org/drawingml/2006/picture">
-                <pic:pic>
-                  <pic:nvPicPr>
-                    <pic:cNvPr id="0" name="image32.png"/>
-                    <pic:cNvPicPr preferRelativeResize="0"/>
-                  </pic:nvPicPr>
-                  <pic:blipFill>
-                    <a:blip r:embed="rId13"/>
-                    <a:srcRect b="0" l="0" r="0" t="0"/>
-                    <a:stretch>
-                      <a:fillRect/>
-                    </a:stretch>
-                  </pic:blipFill>
-                  <pic:spPr>
-                    <a:xfrm>
-                      <a:off x="0" y="0"/>
-                      <a:ext cx="94655" cy="227171"/>
-                    </a:xfrm>
-                    <a:prstGeom prst="rect"/>
-                    <a:ln/>
-                  </pic:spPr>
-                </pic:pic>
-              </a:graphicData>
-            </a:graphic>
-          </wp:inline>
-        </w:drawing>
+        <w:t>g</w:t>
       </w:r>
       <w:r>
         <w:rPr>
@@ -5530,38 +5481,7 @@
           <w:rFonts w:ascii="Google Sans" w:cs="Google Sans" w:eastAsia="Google Sans" w:hAnsi="Google Sans"/>
           <w:color w:val="1f1f1f"/>
         </w:rPr>
-        <w:drawing>
-          <wp:inline distB="19050" distT="19050" distL="19050" distR="19050">
-            <wp:extent cx="95994" cy="230385"/>
-            <wp:effectExtent b="0" l="0" r="0" t="0"/>
-            <wp:docPr id="40" name="image18.png"/>
-            <a:graphic>
-              <a:graphicData uri="http://schemas.openxmlformats.org/drawingml/2006/picture">
-                <pic:pic>
-                  <pic:nvPicPr>
-                    <pic:cNvPr id="0" name="image18.png"/>
-                    <pic:cNvPicPr preferRelativeResize="0"/>
-                  </pic:nvPicPr>
-                  <pic:blipFill>
-                    <a:blip r:embed="rId14"/>
-                    <a:srcRect b="0" l="0" r="0" t="0"/>
-                    <a:stretch>
-                      <a:fillRect/>
-                    </a:stretch>
-                  </pic:blipFill>
-                  <pic:spPr>
-                    <a:xfrm>
-                      <a:off x="0" y="0"/>
-                      <a:ext cx="95994" cy="230385"/>
-                    </a:xfrm>
-                    <a:prstGeom prst="rect"/>
-                    <a:ln/>
-                  </pic:spPr>
-                </pic:pic>
-              </a:graphicData>
-            </a:graphic>
-          </wp:inline>
-        </w:drawing>
+        <w:t>d</w:t>
       </w:r>
       <w:r>
         <w:rPr>
@@ -5576,38 +5496,7 @@
           <w:rFonts w:ascii="Google Sans" w:cs="Google Sans" w:eastAsia="Google Sans" w:hAnsi="Google Sans"/>
           <w:color w:val="1f1f1f"/>
         </w:rPr>
-        <w:drawing>
-          <wp:inline distB="19050" distT="19050" distL="19050" distR="19050">
-            <wp:extent cx="169515" cy="226021"/>
-            <wp:effectExtent b="0" l="0" r="0" t="0"/>
-            <wp:docPr id="44" name="image37.png"/>
-            <a:graphic>
-              <a:graphicData uri="http://schemas.openxmlformats.org/drawingml/2006/picture">
-                <pic:pic>
-                  <pic:nvPicPr>
-                    <pic:cNvPr id="0" name="image37.png"/>
-                    <pic:cNvPicPr preferRelativeResize="0"/>
-                  </pic:nvPicPr>
-                  <pic:blipFill>
-                    <a:blip r:embed="rId15"/>
-                    <a:srcRect b="0" l="0" r="0" t="0"/>
-                    <a:stretch>
-                      <a:fillRect/>
-                    </a:stretch>
-                  </pic:blipFill>
-                  <pic:spPr>
-                    <a:xfrm>
-                      <a:off x="0" y="0"/>
-                      <a:ext cx="169515" cy="226021"/>
-                    </a:xfrm>
-                    <a:prstGeom prst="rect"/>
-                    <a:ln/>
-                  </pic:spPr>
-                </pic:pic>
-              </a:graphicData>
-            </a:graphic>
-          </wp:inline>
-        </w:drawing>
+        <w:t>ρ_p</w:t>
       </w:r>
       <w:r>
         <w:rPr>
@@ -5622,38 +5511,7 @@
           <w:rFonts w:ascii="Google Sans" w:cs="Google Sans" w:eastAsia="Google Sans" w:hAnsi="Google Sans"/>
           <w:color w:val="1f1f1f"/>
         </w:rPr>
-        <w:drawing>
-          <wp:inline distB="19050" distT="19050" distL="19050" distR="19050">
-            <wp:extent cx="181570" cy="229352"/>
-            <wp:effectExtent b="0" l="0" r="0" t="0"/>
-            <wp:docPr id="42" name="image28.png"/>
-            <a:graphic>
-              <a:graphicData uri="http://schemas.openxmlformats.org/drawingml/2006/picture">
-                <pic:pic>
-                  <pic:nvPicPr>
-                    <pic:cNvPr id="0" name="image28.png"/>
-                    <pic:cNvPicPr preferRelativeResize="0"/>
-                  </pic:nvPicPr>
-                  <pic:blipFill>
-                    <a:blip r:embed="rId16"/>
-                    <a:srcRect b="0" l="0" r="0" t="0"/>
-                    <a:stretch>
-                      <a:fillRect/>
-                    </a:stretch>
-                  </pic:blipFill>
-                  <pic:spPr>
-                    <a:xfrm>
-                      <a:off x="0" y="0"/>
-                      <a:ext cx="181570" cy="229352"/>
-                    </a:xfrm>
-                    <a:prstGeom prst="rect"/>
-                    <a:ln/>
-                  </pic:spPr>
-                </pic:pic>
-              </a:graphicData>
-            </a:graphic>
-          </wp:inline>
-        </w:drawing>
+        <w:t>ρ_f</w:t>
       </w:r>
       <w:r>
         <w:rPr>
@@ -5668,38 +5526,7 @@
           <w:rFonts w:ascii="Google Sans" w:cs="Google Sans" w:eastAsia="Google Sans" w:hAnsi="Google Sans"/>
           <w:color w:val="1f1f1f"/>
         </w:rPr>
-        <w:drawing>
-          <wp:inline distB="19050" distT="19050" distL="19050" distR="19050">
-            <wp:extent cx="111323" cy="222647"/>
-            <wp:effectExtent b="0" l="0" r="0" t="0"/>
-            <wp:docPr id="43" name="image20.png"/>
-            <a:graphic>
-              <a:graphicData uri="http://schemas.openxmlformats.org/drawingml/2006/picture">
-                <pic:pic>
-                  <pic:nvPicPr>
-                    <pic:cNvPr id="0" name="image20.png"/>
-                    <pic:cNvPicPr preferRelativeResize="0"/>
-                  </pic:nvPicPr>
-                  <pic:blipFill>
-                    <a:blip r:embed="rId17"/>
-                    <a:srcRect b="0" l="0" r="0" t="0"/>
-                    <a:stretch>
-                      <a:fillRect/>
-                    </a:stretch>
-                  </pic:blipFill>
-                  <pic:spPr>
-                    <a:xfrm>
-                      <a:off x="0" y="0"/>
-                      <a:ext cx="111323" cy="222647"/>
-                    </a:xfrm>
-                    <a:prstGeom prst="rect"/>
-                    <a:ln/>
-                  </pic:spPr>
-                </pic:pic>
-              </a:graphicData>
-            </a:graphic>
-          </wp:inline>
-        </w:drawing>
+        <w:t>η</w:t>
       </w:r>
       <w:r>
         <w:rPr>
@@ -5714,38 +5541,7 @@
           <w:rFonts w:ascii="Google Sans" w:cs="Google Sans" w:eastAsia="Google Sans" w:hAnsi="Google Sans"/>
           <w:color w:val="1f1f1f"/>
         </w:rPr>
-        <w:drawing>
-          <wp:inline distB="19050" distT="19050" distL="19050" distR="19050">
-            <wp:extent cx="604540" cy="220705"/>
-            <wp:effectExtent b="0" l="0" r="0" t="0"/>
-            <wp:docPr id="45" name="image26.png"/>
-            <a:graphic>
-              <a:graphicData uri="http://schemas.openxmlformats.org/drawingml/2006/picture">
-                <pic:pic>
-                  <pic:nvPicPr>
-                    <pic:cNvPr id="0" name="image26.png"/>
-                    <pic:cNvPicPr preferRelativeResize="0"/>
-                  </pic:nvPicPr>
-                  <pic:blipFill>
-                    <a:blip r:embed="rId18"/>
-                    <a:srcRect b="0" l="0" r="0" t="0"/>
-                    <a:stretch>
-                      <a:fillRect/>
-                    </a:stretch>
-                  </pic:blipFill>
-                  <pic:spPr>
-                    <a:xfrm>
-                      <a:off x="0" y="0"/>
-                      <a:ext cx="604540" cy="220705"/>
-                    </a:xfrm>
-                    <a:prstGeom prst="rect"/>
-                    <a:ln/>
-                  </pic:spPr>
-                </pic:pic>
-              </a:graphicData>
-            </a:graphic>
-          </wp:inline>
-        </w:drawing>
+        <w:t>0.89×10⁻³</w:t>
       </w:r>
       <w:r>
         <w:rPr>
@@ -5804,38 +5600,7 @@
           <w:rFonts w:ascii="Google Sans" w:cs="Google Sans" w:eastAsia="Google Sans" w:hAnsi="Google Sans"/>
           <w:color w:val="1f1f1f"/>
         </w:rPr>
-        <w:drawing>
-          <wp:inline distB="19050" distT="19050" distL="19050" distR="19050">
-            <wp:extent cx="273248" cy="226137"/>
-            <wp:effectExtent b="0" l="0" r="0" t="0"/>
-            <wp:docPr id="46" name="image31.png"/>
-            <a:graphic>
-              <a:graphicData uri="http://schemas.openxmlformats.org/drawingml/2006/picture">
-                <pic:pic>
-                  <pic:nvPicPr>
-                    <pic:cNvPr id="0" name="image31.png"/>
-                    <pic:cNvPicPr preferRelativeResize="0"/>
-                  </pic:nvPicPr>
-                  <pic:blipFill>
-                    <a:blip r:embed="rId19"/>
-                    <a:srcRect b="0" l="0" r="0" t="0"/>
-                    <a:stretch>
-                      <a:fillRect/>
-                    </a:stretch>
-                  </pic:blipFill>
-                  <pic:spPr>
-                    <a:xfrm>
-                      <a:off x="0" y="0"/>
-                      <a:ext cx="273248" cy="226137"/>
-                    </a:xfrm>
-                    <a:prstGeom prst="rect"/>
-                    <a:ln/>
-                  </pic:spPr>
-                </pic:pic>
-              </a:graphicData>
-            </a:graphic>
-          </wp:inline>
-        </w:drawing>
+        <w:t>μm</w:t>
       </w:r>
       <w:r>
         <w:rPr>
@@ -5850,38 +5615,7 @@
           <w:rFonts w:ascii="Google Sans" w:cs="Google Sans" w:eastAsia="Google Sans" w:hAnsi="Google Sans"/>
           <w:color w:val="1f1f1f"/>
         </w:rPr>
-        <w:drawing>
-          <wp:inline distB="19050" distT="19050" distL="19050" distR="19050">
-            <wp:extent cx="676275" cy="219075"/>
-            <wp:effectExtent b="0" l="0" r="0" t="0"/>
-            <wp:docPr id="47" name="image33.png"/>
-            <a:graphic>
-              <a:graphicData uri="http://schemas.openxmlformats.org/drawingml/2006/picture">
-                <pic:pic>
-                  <pic:nvPicPr>
-                    <pic:cNvPr id="0" name="image33.png"/>
-                    <pic:cNvPicPr preferRelativeResize="0"/>
-                  </pic:nvPicPr>
-                  <pic:blipFill>
-                    <a:blip r:embed="rId20"/>
-                    <a:srcRect b="0" l="0" r="0" t="0"/>
-                    <a:stretch>
-                      <a:fillRect/>
-                    </a:stretch>
-                  </pic:blipFill>
-                  <pic:spPr>
-                    <a:xfrm>
-                      <a:off x="0" y="0"/>
-                      <a:ext cx="676275" cy="219075"/>
-                    </a:xfrm>
-                    <a:prstGeom prst="rect"/>
-                    <a:ln/>
-                  </pic:spPr>
-                </pic:pic>
-              </a:graphicData>
-            </a:graphic>
-          </wp:inline>
-        </w:drawing>
+        <w:t>2×10⁻⁶</w:t>
       </w:r>
       <w:r>
         <w:rPr>
@@ -5994,38 +5728,7 @@
           <w:rFonts w:ascii="Google Sans" w:cs="Google Sans" w:eastAsia="Google Sans" w:hAnsi="Google Sans"/>
           <w:color w:val="1f1f1f"/>
         </w:rPr>
-        <w:drawing>
-          <wp:inline distB="19050" distT="19050" distL="19050" distR="19050">
-            <wp:extent cx="676275" cy="219075"/>
-            <wp:effectExtent b="0" l="0" r="0" t="0"/>
-            <wp:docPr id="48" name="image38.png"/>
-            <a:graphic>
-              <a:graphicData uri="http://schemas.openxmlformats.org/drawingml/2006/picture">
-                <pic:pic>
-                  <pic:nvPicPr>
-                    <pic:cNvPr id="0" name="image38.png"/>
-                    <pic:cNvPicPr preferRelativeResize="0"/>
-                  </pic:nvPicPr>
-                  <pic:blipFill>
-                    <a:blip r:embed="rId21"/>
-                    <a:srcRect b="0" l="0" r="0" t="0"/>
-                    <a:stretch>
-                      <a:fillRect/>
-                    </a:stretch>
-                  </pic:blipFill>
-                  <pic:spPr>
-                    <a:xfrm>
-                      <a:off x="0" y="0"/>
-                      <a:ext cx="676275" cy="219075"/>
-                    </a:xfrm>
-                    <a:prstGeom prst="rect"/>
-                    <a:ln/>
-                  </pic:spPr>
-                </pic:pic>
-              </a:graphicData>
-            </a:graphic>
-          </wp:inline>
-        </w:drawing>
+        <w:t>10⁻³</w:t>
       </w:r>
       <w:r>
         <w:rPr>
@@ -6040,38 +5743,7 @@
           <w:rFonts w:ascii="Google Sans" w:cs="Google Sans" w:eastAsia="Google Sans" w:hAnsi="Google Sans"/>
           <w:color w:val="1f1f1f"/>
         </w:rPr>
-        <w:drawing>
-          <wp:inline distB="19050" distT="19050" distL="19050" distR="19050">
-            <wp:extent cx="576411" cy="226785"/>
-            <wp:effectExtent b="0" l="0" r="0" t="0"/>
-            <wp:docPr id="49" name="image9.png"/>
-            <a:graphic>
-              <a:graphicData uri="http://schemas.openxmlformats.org/drawingml/2006/picture">
-                <pic:pic>
-                  <pic:nvPicPr>
-                    <pic:cNvPr id="0" name="image9.png"/>
-                    <pic:cNvPicPr preferRelativeResize="0"/>
-                  </pic:nvPicPr>
-                  <pic:blipFill>
-                    <a:blip r:embed="rId22"/>
-                    <a:srcRect b="0" l="0" r="0" t="0"/>
-                    <a:stretch>
-                      <a:fillRect/>
-                    </a:stretch>
-                  </pic:blipFill>
-                  <pic:spPr>
-                    <a:xfrm>
-                      <a:off x="0" y="0"/>
-                      <a:ext cx="576411" cy="226785"/>
-                    </a:xfrm>
-                    <a:prstGeom prst="rect"/>
-                    <a:ln/>
-                  </pic:spPr>
-                </pic:pic>
-              </a:graphicData>
-            </a:graphic>
-          </wp:inline>
-        </w:drawing>
+        <w:t>ρ_eff</w:t>
       </w:r>
       <w:r>
         <w:rPr>
@@ -6105,38 +5777,7 @@
           <w:rFonts w:ascii="Google Sans" w:cs="Google Sans" w:eastAsia="Google Sans" w:hAnsi="Google Sans"/>
           <w:color w:val="1f1f1f"/>
         </w:rPr>
-        <w:drawing>
-          <wp:inline distB="19050" distT="19050" distL="19050" distR="19050">
-            <wp:extent cx="169664" cy="226219"/>
-            <wp:effectExtent b="0" l="0" r="0" t="0"/>
-            <wp:docPr id="50" name="image24.png"/>
-            <a:graphic>
-              <a:graphicData uri="http://schemas.openxmlformats.org/drawingml/2006/picture">
-                <pic:pic>
-                  <pic:nvPicPr>
-                    <pic:cNvPr id="0" name="image24.png"/>
-                    <pic:cNvPicPr preferRelativeResize="0"/>
-                  </pic:nvPicPr>
-                  <pic:blipFill>
-                    <a:blip r:embed="rId23"/>
-                    <a:srcRect b="0" l="0" r="0" t="0"/>
-                    <a:stretch>
-                      <a:fillRect/>
-                    </a:stretch>
-                  </pic:blipFill>
-                  <pic:spPr>
-                    <a:xfrm>
-                      <a:off x="0" y="0"/>
-                      <a:ext cx="169664" cy="226219"/>
-                    </a:xfrm>
-                    <a:prstGeom prst="rect"/>
-                    <a:ln/>
-                  </pic:spPr>
-                </pic:pic>
-              </a:graphicData>
-            </a:graphic>
-          </wp:inline>
-        </w:drawing>
+        <w:t>d²</w:t>
       </w:r>
       <w:r>
         <w:rPr>
@@ -6151,38 +5792,7 @@
           <w:rFonts w:ascii="Google Sans" w:cs="Google Sans" w:eastAsia="Google Sans" w:hAnsi="Google Sans"/>
           <w:color w:val="1f1f1f"/>
         </w:rPr>
-        <w:drawing>
-          <wp:inline distB="19050" distT="19050" distL="19050" distR="19050">
-            <wp:extent cx="635347" cy="218104"/>
-            <wp:effectExtent b="0" l="0" r="0" t="0"/>
-            <wp:docPr id="51" name="image34.png"/>
-            <a:graphic>
-              <a:graphicData uri="http://schemas.openxmlformats.org/drawingml/2006/picture">
-                <pic:pic>
-                  <pic:nvPicPr>
-                    <pic:cNvPr id="0" name="image34.png"/>
-                    <pic:cNvPicPr preferRelativeResize="0"/>
-                  </pic:nvPicPr>
-                  <pic:blipFill>
-                    <a:blip r:embed="rId24"/>
-                    <a:srcRect b="0" l="0" r="0" t="0"/>
-                    <a:stretch>
-                      <a:fillRect/>
-                    </a:stretch>
-                  </pic:blipFill>
-                  <pic:spPr>
-                    <a:xfrm>
-                      <a:off x="0" y="0"/>
-                      <a:ext cx="635347" cy="218104"/>
-                    </a:xfrm>
-                    <a:prstGeom prst="rect"/>
-                    <a:ln/>
-                  </pic:spPr>
-                </pic:pic>
-              </a:graphicData>
-            </a:graphic>
-          </wp:inline>
-        </w:drawing>
+        <w:t>250,000</w:t>
       </w:r>
       <w:r>
         <w:rPr>
@@ -6322,38 +5932,7 @@
           <w:rFonts w:ascii="Google Sans" w:cs="Google Sans" w:eastAsia="Google Sans" w:hAnsi="Google Sans"/>
           <w:color w:val="1f1f1f"/>
         </w:rPr>
-        <w:drawing>
-          <wp:inline distB="19050" distT="19050" distL="19050" distR="19050">
-            <wp:extent cx="101500" cy="221455"/>
-            <wp:effectExtent b="0" l="0" r="0" t="0"/>
-            <wp:docPr id="52" name="image16.png"/>
-            <a:graphic>
-              <a:graphicData uri="http://schemas.openxmlformats.org/drawingml/2006/picture">
-                <pic:pic>
-                  <pic:nvPicPr>
-                    <pic:cNvPr id="0" name="image16.png"/>
-                    <pic:cNvPicPr preferRelativeResize="0"/>
-                  </pic:nvPicPr>
-                  <pic:blipFill>
-                    <a:blip r:embed="rId25"/>
-                    <a:srcRect b="0" l="0" r="0" t="0"/>
-                    <a:stretch>
-                      <a:fillRect/>
-                    </a:stretch>
-                  </pic:blipFill>
-                  <pic:spPr>
-                    <a:xfrm>
-                      <a:off x="0" y="0"/>
-                      <a:ext cx="101500" cy="221455"/>
-                    </a:xfrm>
-                    <a:prstGeom prst="rect"/>
-                    <a:ln/>
-                  </pic:spPr>
-                </pic:pic>
-              </a:graphicData>
-            </a:graphic>
-          </wp:inline>
-        </w:drawing>
+        <w:t>τ</w:t>
       </w:r>
       <w:r>
         <w:rPr>
@@ -7148,38 +6727,7 @@
           <w:bCs w:val="1"/>
           <w:color w:val="1f1f1f"/>
         </w:rPr>
-        <w:drawing>
-          <wp:inline distB="19050" distT="19050" distL="19050" distR="19050">
-            <wp:extent cx="423714" cy="231117"/>
-            <wp:effectExtent b="0" l="0" r="0" t="0"/>
-            <wp:docPr id="11" name="image8.png"/>
-            <a:graphic>
-              <a:graphicData uri="http://schemas.openxmlformats.org/drawingml/2006/picture">
-                <pic:pic>
-                  <pic:nvPicPr>
-                    <pic:cNvPr id="0" name="image8.png"/>
-                    <pic:cNvPicPr preferRelativeResize="0"/>
-                  </pic:nvPicPr>
-                  <pic:blipFill>
-                    <a:blip r:embed="rId35"/>
-                    <a:srcRect b="0" l="0" r="0" t="0"/>
-                    <a:stretch>
-                      <a:fillRect/>
-                    </a:stretch>
-                  </pic:blipFill>
-                  <pic:spPr>
-                    <a:xfrm>
-                      <a:off x="0" y="0"/>
-                      <a:ext cx="423714" cy="231117"/>
-                    </a:xfrm>
-                    <a:prstGeom prst="rect"/>
-                    <a:ln/>
-                  </pic:spPr>
-                </pic:pic>
-              </a:graphicData>
-            </a:graphic>
-          </wp:inline>
-        </w:drawing>
+        <w:t>μg/L</w:t>
       </w:r>
       <w:r>
         <w:rPr>
@@ -7357,38 +6905,7 @@
           <w:rFonts w:ascii="Google Sans" w:cs="Google Sans" w:eastAsia="Google Sans" w:hAnsi="Google Sans"/>
           <w:color w:val="1f1f1f"/>
         </w:rPr>
-        <w:drawing>
-          <wp:inline distB="19050" distT="19050" distL="19050" distR="19050">
-            <wp:extent cx="284262" cy="227410"/>
-            <wp:effectExtent b="0" l="0" r="0" t="0"/>
-            <wp:docPr id="12" name="image2.png"/>
-            <a:graphic>
-              <a:graphicData uri="http://schemas.openxmlformats.org/drawingml/2006/picture">
-                <pic:pic>
-                  <pic:nvPicPr>
-                    <pic:cNvPr id="0" name="image2.png"/>
-                    <pic:cNvPicPr preferRelativeResize="0"/>
-                  </pic:nvPicPr>
-                  <pic:blipFill>
-                    <a:blip r:embed="rId36"/>
-                    <a:srcRect b="0" l="0" r="0" t="0"/>
-                    <a:stretch>
-                      <a:fillRect/>
-                    </a:stretch>
-                  </pic:blipFill>
-                  <pic:spPr>
-                    <a:xfrm>
-                      <a:off x="0" y="0"/>
-                      <a:ext cx="284262" cy="227410"/>
-                    </a:xfrm>
-                    <a:prstGeom prst="rect"/>
-                    <a:ln/>
-                  </pic:spPr>
-                </pic:pic>
-              </a:graphicData>
-            </a:graphic>
-          </wp:inline>
-        </w:drawing>
+        <w:t>Q₁₀</w:t>
       </w:r>
       <w:r>
         <w:rPr>
@@ -7546,38 +7063,7 @@
           <w:rFonts w:ascii="Google Sans" w:cs="Google Sans" w:eastAsia="Google Sans" w:hAnsi="Google Sans"/>
           <w:color w:val="1f1f1f"/>
         </w:rPr>
-        <w:drawing>
-          <wp:inline distB="19050" distT="19050" distL="19050" distR="19050">
-            <wp:extent cx="404366" cy="231066"/>
-            <wp:effectExtent b="0" l="0" r="0" t="0"/>
-            <wp:docPr id="13" name="image27.png"/>
-            <a:graphic>
-              <a:graphicData uri="http://schemas.openxmlformats.org/drawingml/2006/picture">
-                <pic:pic>
-                  <pic:nvPicPr>
-                    <pic:cNvPr id="0" name="image27.png"/>
-                    <pic:cNvPicPr preferRelativeResize="0"/>
-                  </pic:nvPicPr>
-                  <pic:blipFill>
-                    <a:blip r:embed="rId10"/>
-                    <a:srcRect b="0" l="0" r="0" t="0"/>
-                    <a:stretch>
-                      <a:fillRect/>
-                    </a:stretch>
-                  </pic:blipFill>
-                  <pic:spPr>
-                    <a:xfrm>
-                      <a:off x="0" y="0"/>
-                      <a:ext cx="404366" cy="231066"/>
-                    </a:xfrm>
-                    <a:prstGeom prst="rect"/>
-                    <a:ln/>
-                  </pic:spPr>
-                </pic:pic>
-              </a:graphicData>
-            </a:graphic>
-          </wp:inline>
-        </w:drawing>
+        <w:t>FeOOH/Fe₂O₃</w:t>
       </w:r>
       <w:r>
         <w:rPr>
@@ -7610,38 +7096,7 @@
           <w:rFonts w:ascii="Google Sans" w:cs="Google Sans" w:eastAsia="Google Sans" w:hAnsi="Google Sans"/>
           <w:color w:val="1f1f1f"/>
         </w:rPr>
-        <w:drawing>
-          <wp:inline distB="19050" distT="19050" distL="19050" distR="19050">
-            <wp:extent cx="404366" cy="231066"/>
-            <wp:effectExtent b="0" l="0" r="0" t="0"/>
-            <wp:docPr id="14" name="image27.png"/>
-            <a:graphic>
-              <a:graphicData uri="http://schemas.openxmlformats.org/drawingml/2006/picture">
-                <pic:pic>
-                  <pic:nvPicPr>
-                    <pic:cNvPr id="0" name="image27.png"/>
-                    <pic:cNvPicPr preferRelativeResize="0"/>
-                  </pic:nvPicPr>
-                  <pic:blipFill>
-                    <a:blip r:embed="rId10"/>
-                    <a:srcRect b="0" l="0" r="0" t="0"/>
-                    <a:stretch>
-                      <a:fillRect/>
-                    </a:stretch>
-                  </pic:blipFill>
-                  <pic:spPr>
-                    <a:xfrm>
-                      <a:off x="0" y="0"/>
-                      <a:ext cx="404366" cy="231066"/>
-                    </a:xfrm>
-                    <a:prstGeom prst="rect"/>
-                    <a:ln/>
-                  </pic:spPr>
-                </pic:pic>
-              </a:graphicData>
-            </a:graphic>
-          </wp:inline>
-        </w:drawing>
+        <w:t>Fe³⁺</w:t>
       </w:r>
       <w:r>
         <w:rPr>
@@ -7656,38 +7111,7 @@
           <w:rFonts w:ascii="Google Sans" w:cs="Google Sans" w:eastAsia="Google Sans" w:hAnsi="Google Sans"/>
           <w:color w:val="1f1f1f"/>
         </w:rPr>
-        <w:drawing>
-          <wp:inline distB="19050" distT="19050" distL="19050" distR="19050">
-            <wp:extent cx="404366" cy="231066"/>
-            <wp:effectExtent b="0" l="0" r="0" t="0"/>
-            <wp:docPr id="15" name="image1.png"/>
-            <a:graphic>
-              <a:graphicData uri="http://schemas.openxmlformats.org/drawingml/2006/picture">
-                <pic:pic>
-                  <pic:nvPicPr>
-                    <pic:cNvPr id="0" name="image1.png"/>
-                    <pic:cNvPicPr preferRelativeResize="0"/>
-                  </pic:nvPicPr>
-                  <pic:blipFill>
-                    <a:blip r:embed="rId6"/>
-                    <a:srcRect b="0" l="0" r="0" t="0"/>
-                    <a:stretch>
-                      <a:fillRect/>
-                    </a:stretch>
-                  </pic:blipFill>
-                  <pic:spPr>
-                    <a:xfrm>
-                      <a:off x="0" y="0"/>
-                      <a:ext cx="404366" cy="231066"/>
-                    </a:xfrm>
-                    <a:prstGeom prst="rect"/>
-                    <a:ln/>
-                  </pic:spPr>
-                </pic:pic>
-              </a:graphicData>
-            </a:graphic>
-          </wp:inline>
-        </w:drawing>
+        <w:t>Fe²⁺</w:t>
       </w:r>
       <w:r>
         <w:rPr>
@@ -7702,38 +7126,7 @@
           <w:rFonts w:ascii="Google Sans" w:cs="Google Sans" w:eastAsia="Google Sans" w:hAnsi="Google Sans"/>
           <w:color w:val="1f1f1f"/>
         </w:rPr>
-        <w:drawing>
-          <wp:inline distB="19050" distT="19050" distL="19050" distR="19050">
-            <wp:extent cx="404366" cy="231066"/>
-            <wp:effectExtent b="0" l="0" r="0" t="0"/>
-            <wp:docPr id="16" name="image1.png"/>
-            <a:graphic>
-              <a:graphicData uri="http://schemas.openxmlformats.org/drawingml/2006/picture">
-                <pic:pic>
-                  <pic:nvPicPr>
-                    <pic:cNvPr id="0" name="image1.png"/>
-                    <pic:cNvPicPr preferRelativeResize="0"/>
-                  </pic:nvPicPr>
-                  <pic:blipFill>
-                    <a:blip r:embed="rId6"/>
-                    <a:srcRect b="0" l="0" r="0" t="0"/>
-                    <a:stretch>
-                      <a:fillRect/>
-                    </a:stretch>
-                  </pic:blipFill>
-                  <pic:spPr>
-                    <a:xfrm>
-                      <a:off x="0" y="0"/>
-                      <a:ext cx="404366" cy="231066"/>
-                    </a:xfrm>
-                    <a:prstGeom prst="rect"/>
-                    <a:ln/>
-                  </pic:spPr>
-                </pic:pic>
-              </a:graphicData>
-            </a:graphic>
-          </wp:inline>
-        </w:drawing>
+        <w:t>Fe²⁺</w:t>
       </w:r>
       <w:r>
         <w:rPr>
@@ -7821,38 +7214,7 @@
           <w:rFonts w:ascii="Google Sans" w:cs="Google Sans" w:eastAsia="Google Sans" w:hAnsi="Google Sans"/>
           <w:color w:val="1f1f1f"/>
         </w:rPr>
-        <w:drawing>
-          <wp:inline distB="19050" distT="19050" distL="19050" distR="19050">
-            <wp:extent cx="350639" cy="227442"/>
-            <wp:effectExtent b="0" l="0" r="0" t="0"/>
-            <wp:docPr id="17" name="image6.png"/>
-            <a:graphic>
-              <a:graphicData uri="http://schemas.openxmlformats.org/drawingml/2006/picture">
-                <pic:pic>
-                  <pic:nvPicPr>
-                    <pic:cNvPr id="0" name="image6.png"/>
-                    <pic:cNvPicPr preferRelativeResize="0"/>
-                  </pic:nvPicPr>
-                  <pic:blipFill>
-                    <a:blip r:embed="rId7"/>
-                    <a:srcRect b="0" l="0" r="0" t="0"/>
-                    <a:stretch>
-                      <a:fillRect/>
-                    </a:stretch>
-                  </pic:blipFill>
-                  <pic:spPr>
-                    <a:xfrm>
-                      <a:off x="0" y="0"/>
-                      <a:ext cx="350639" cy="227442"/>
-                    </a:xfrm>
-                    <a:prstGeom prst="rect"/>
-                    <a:ln/>
-                  </pic:spPr>
-                </pic:pic>
-              </a:graphicData>
-            </a:graphic>
-          </wp:inline>
-        </w:drawing>
+        <w:t>H₂S</w:t>
       </w:r>
       <w:r>
         <w:rPr>
@@ -7867,38 +7229,7 @@
           <w:rFonts w:ascii="Google Sans" w:cs="Google Sans" w:eastAsia="Google Sans" w:hAnsi="Google Sans"/>
           <w:color w:val="1f1f1f"/>
         </w:rPr>
-        <w:drawing>
-          <wp:inline distB="19050" distT="19050" distL="19050" distR="19050">
-            <wp:extent cx="350639" cy="227442"/>
-            <wp:effectExtent b="0" l="0" r="0" t="0"/>
-            <wp:docPr id="18" name="image6.png"/>
-            <a:graphic>
-              <a:graphicData uri="http://schemas.openxmlformats.org/drawingml/2006/picture">
-                <pic:pic>
-                  <pic:nvPicPr>
-                    <pic:cNvPr id="0" name="image6.png"/>
-                    <pic:cNvPicPr preferRelativeResize="0"/>
-                  </pic:nvPicPr>
-                  <pic:blipFill>
-                    <a:blip r:embed="rId7"/>
-                    <a:srcRect b="0" l="0" r="0" t="0"/>
-                    <a:stretch>
-                      <a:fillRect/>
-                    </a:stretch>
-                  </pic:blipFill>
-                  <pic:spPr>
-                    <a:xfrm>
-                      <a:off x="0" y="0"/>
-                      <a:ext cx="350639" cy="227442"/>
-                    </a:xfrm>
-                    <a:prstGeom prst="rect"/>
-                    <a:ln/>
-                  </pic:spPr>
-                </pic:pic>
-              </a:graphicData>
-            </a:graphic>
-          </wp:inline>
-        </w:drawing>
+        <w:t>H₂S</w:t>
       </w:r>
       <w:r>
         <w:rPr>
@@ -7931,38 +7262,7 @@
           <w:rFonts w:ascii="Google Sans" w:cs="Google Sans" w:eastAsia="Google Sans" w:hAnsi="Google Sans"/>
           <w:color w:val="1f1f1f"/>
         </w:rPr>
-        <w:drawing>
-          <wp:inline distB="19050" distT="19050" distL="19050" distR="19050">
-            <wp:extent cx="350639" cy="227442"/>
-            <wp:effectExtent b="0" l="0" r="0" t="0"/>
-            <wp:docPr id="19" name="image6.png"/>
-            <a:graphic>
-              <a:graphicData uri="http://schemas.openxmlformats.org/drawingml/2006/picture">
-                <pic:pic>
-                  <pic:nvPicPr>
-                    <pic:cNvPr id="0" name="image6.png"/>
-                    <pic:cNvPicPr preferRelativeResize="0"/>
-                  </pic:nvPicPr>
-                  <pic:blipFill>
-                    <a:blip r:embed="rId7"/>
-                    <a:srcRect b="0" l="0" r="0" t="0"/>
-                    <a:stretch>
-                      <a:fillRect/>
-                    </a:stretch>
-                  </pic:blipFill>
-                  <pic:spPr>
-                    <a:xfrm>
-                      <a:off x="0" y="0"/>
-                      <a:ext cx="350639" cy="227442"/>
-                    </a:xfrm>
-                    <a:prstGeom prst="rect"/>
-                    <a:ln/>
-                  </pic:spPr>
-                </pic:pic>
-              </a:graphicData>
-            </a:graphic>
-          </wp:inline>
-        </w:drawing>
+        <w:t>H₂S</w:t>
       </w:r>
       <w:r>
         <w:rPr>
@@ -8232,38 +7532,7 @@
           <w:rFonts w:ascii="Google Sans" w:cs="Google Sans" w:eastAsia="Google Sans" w:hAnsi="Google Sans"/>
           <w:color w:val="1f1f1f"/>
         </w:rPr>
-        <w:drawing>
-          <wp:inline distB="19050" distT="19050" distL="19050" distR="19050">
-            <wp:extent cx="208211" cy="227139"/>
-            <wp:effectExtent b="0" l="0" r="0" t="0"/>
-            <wp:docPr id="20" name="image11.png"/>
-            <a:graphic>
-              <a:graphicData uri="http://schemas.openxmlformats.org/drawingml/2006/picture">
-                <pic:pic>
-                  <pic:nvPicPr>
-                    <pic:cNvPr id="0" name="image11.png"/>
-                    <pic:cNvPicPr preferRelativeResize="0"/>
-                  </pic:nvPicPr>
-                  <pic:blipFill>
-                    <a:blip r:embed="rId37"/>
-                    <a:srcRect b="0" l="0" r="0" t="0"/>
-                    <a:stretch>
-                      <a:fillRect/>
-                    </a:stretch>
-                  </pic:blipFill>
-                  <pic:spPr>
-                    <a:xfrm>
-                      <a:off x="0" y="0"/>
-                      <a:ext cx="208211" cy="227139"/>
-                    </a:xfrm>
-                    <a:prstGeom prst="rect"/>
-                    <a:ln/>
-                  </pic:spPr>
-                </pic:pic>
-              </a:graphicData>
-            </a:graphic>
-          </wp:inline>
-        </w:drawing>
+        <w:t>C_v</w:t>
       </w:r>
       <w:r>
         <w:rPr>
@@ -8798,38 +8067,7 @@
           <w:rFonts w:ascii="Google Sans" w:cs="Google Sans" w:eastAsia="Google Sans" w:hAnsi="Google Sans"/>
           <w:color w:val="1f1f1f"/>
         </w:rPr>
-        <w:drawing>
-          <wp:inline distB="19050" distT="19050" distL="19050" distR="19050">
-            <wp:extent cx="646956" cy="228337"/>
-            <wp:effectExtent b="0" l="0" r="0" t="0"/>
-            <wp:docPr id="1" name="image23.png"/>
-            <a:graphic>
-              <a:graphicData uri="http://schemas.openxmlformats.org/drawingml/2006/picture">
-                <pic:pic>
-                  <pic:nvPicPr>
-                    <pic:cNvPr id="0" name="image23.png"/>
-                    <pic:cNvPicPr preferRelativeResize="0"/>
-                  </pic:nvPicPr>
-                  <pic:blipFill>
-                    <a:blip r:embed="rId38"/>
-                    <a:srcRect b="0" l="0" r="0" t="0"/>
-                    <a:stretch>
-                      <a:fillRect/>
-                    </a:stretch>
-                  </pic:blipFill>
-                  <pic:spPr>
-                    <a:xfrm>
-                      <a:off x="0" y="0"/>
-                      <a:ext cx="646956" cy="228337"/>
-                    </a:xfrm>
-                    <a:prstGeom prst="rect"/>
-                    <a:ln/>
-                  </pic:spPr>
-                </pic:pic>
-              </a:graphicData>
-            </a:graphic>
-          </wp:inline>
-        </w:drawing>
+        <w:t>MJ/m²</w:t>
       </w:r>
       <w:r>
         <w:rPr>
@@ -8881,38 +8119,7 @@
           <w:rFonts w:ascii="Google Sans" w:cs="Google Sans" w:eastAsia="Google Sans" w:hAnsi="Google Sans"/>
           <w:color w:val="1f1f1f"/>
         </w:rPr>
-        <w:drawing>
-          <wp:inline distB="19050" distT="19050" distL="19050" distR="19050">
-            <wp:extent cx="646956" cy="228337"/>
-            <wp:effectExtent b="0" l="0" r="0" t="0"/>
-            <wp:docPr id="2" name="image23.png"/>
-            <a:graphic>
-              <a:graphicData uri="http://schemas.openxmlformats.org/drawingml/2006/picture">
-                <pic:pic>
-                  <pic:nvPicPr>
-                    <pic:cNvPr id="0" name="image23.png"/>
-                    <pic:cNvPicPr preferRelativeResize="0"/>
-                  </pic:nvPicPr>
-                  <pic:blipFill>
-                    <a:blip r:embed="rId38"/>
-                    <a:srcRect b="0" l="0" r="0" t="0"/>
-                    <a:stretch>
-                      <a:fillRect/>
-                    </a:stretch>
-                  </pic:blipFill>
-                  <pic:spPr>
-                    <a:xfrm>
-                      <a:off x="0" y="0"/>
-                      <a:ext cx="646956" cy="228337"/>
-                    </a:xfrm>
-                    <a:prstGeom prst="rect"/>
-                    <a:ln/>
-                  </pic:spPr>
-                </pic:pic>
-              </a:graphicData>
-            </a:graphic>
-          </wp:inline>
-        </w:drawing>
+        <w:t>MJ/m²</w:t>
       </w:r>
       <w:r>
         <w:rPr>
@@ -10443,6 +9650,90 @@
             <w:r>
               <w:rPr/>
               <w:t xml:space="preserve">中</w:t>
+            </w:r>
+          </w:p>
+        </w:tc>
+      </w:tr>
+      <w:tr>
+        <w:tc>
+          <w:tcPr>
+            <w:tcW w:type="dxa" w:w="900"/>
+          </w:tcPr>
+          <w:p>
+            <w:r>
+              <w:t>0C-09</w:t>
+            </w:r>
+          </w:p>
+        </w:tc>
+        <w:tc>
+          <w:tcPr>
+            <w:tcW w:type="dxa" w:w="2400"/>
+          </w:tcPr>
+          <w:p>
+            <w:r>
+              <w:t>Zone-B 春季熱力超前效應（相對 Zone-A）</w:t>
+            </w:r>
+          </w:p>
+        </w:tc>
+        <w:tc>
+          <w:tcPr>
+            <w:tcW w:type="dxa" w:w="3200"/>
+          </w:tcPr>
+          <w:p>
+            <w:r>
+              <w:t>Zone-B（桃竹苗）22°C 激活閾值較 Zone-A 早達 12–18 天；春季升溫速率 −1.0 至 −1.6 °C/週</w:t>
+            </w:r>
+          </w:p>
+        </w:tc>
+        <w:tc>
+          <w:tcPr>
+            <w:tcW w:type="dxa" w:w="900"/>
+          </w:tcPr>
+          <w:p>
+            <w:r>
+              <w:t>高</w:t>
+            </w:r>
+          </w:p>
+        </w:tc>
+      </w:tr>
+      <w:tr>
+        <w:tc>
+          <w:tcPr>
+            <w:tcW w:type="dxa" w:w="900"/>
+          </w:tcPr>
+          <w:p>
+            <w:r>
+              <w:t>0C-10</w:t>
+            </w:r>
+          </w:p>
+        </w:tc>
+        <w:tc>
+          <w:tcPr>
+            <w:tcW w:type="dxa" w:w="2400"/>
+          </w:tcPr>
+          <w:p>
+            <w:r>
+              <w:t>Zone-B Eh &lt; 0 mV 首觸時機</w:t>
+            </w:r>
+          </w:p>
+        </w:tc>
+        <w:tc>
+          <w:tcPr>
+            <w:tcW w:type="dxa" w:w="3200"/>
+          </w:tcPr>
+          <w:p>
+            <w:r>
+              <w:t>Zone-B 水體 3（北部管理池）= 5 月下旬；Zone-A 水體 1（北部野生埤塘）= 6 月中旬</w:t>
+            </w:r>
+          </w:p>
+        </w:tc>
+        <w:tc>
+          <w:tcPr>
+            <w:tcW w:type="dxa" w:w="900"/>
+          </w:tcPr>
+          <w:p>
+            <w:r>
+              <w:t>高</w:t>
             </w:r>
           </w:p>
         </w:tc>
@@ -12379,38 +11670,7 @@
           <w:rFonts w:ascii="Google Sans" w:cs="Google Sans" w:eastAsia="Google Sans" w:hAnsi="Google Sans"/>
           <w:color w:val="1f1f1f"/>
         </w:rPr>
-        <w:drawing>
-          <wp:inline distB="19050" distT="19050" distL="19050" distR="19050">
-            <wp:extent cx="576411" cy="226785"/>
-            <wp:effectExtent b="0" l="0" r="0" t="0"/>
-            <wp:docPr id="10" name="image9.png"/>
-            <a:graphic>
-              <a:graphicData uri="http://schemas.openxmlformats.org/drawingml/2006/picture">
-                <pic:pic>
-                  <pic:nvPicPr>
-                    <pic:cNvPr id="0" name="image9.png"/>
-                    <pic:cNvPicPr preferRelativeResize="0"/>
-                  </pic:nvPicPr>
-                  <pic:blipFill>
-                    <a:blip r:embed="rId22"/>
-                    <a:srcRect b="0" l="0" r="0" t="0"/>
-                    <a:stretch>
-                      <a:fillRect/>
-                    </a:stretch>
-                  </pic:blipFill>
-                  <pic:spPr>
-                    <a:xfrm>
-                      <a:off x="0" y="0"/>
-                      <a:ext cx="576411" cy="226785"/>
-                    </a:xfrm>
-                    <a:prstGeom prst="rect"/>
-                    <a:ln/>
-                  </pic:spPr>
-                </pic:pic>
-              </a:graphicData>
-            </a:graphic>
-          </wp:inline>
-        </w:drawing>
+        <w:t>mm 之宏觀絮體，但本模型假設其有效密度（ρ_eff</w:t>
       </w:r>
       <w:r>
         <w:rPr>
@@ -12480,38 +11740,7 @@
           <w:rFonts w:ascii="Google Sans" w:cs="Google Sans" w:eastAsia="Google Sans" w:hAnsi="Google Sans"/>
           <w:color w:val="1f1f1f"/>
         </w:rPr>
-        <w:drawing>
-          <wp:inline distB="19050" distT="19050" distL="19050" distR="19050">
-            <wp:extent cx="350639" cy="227442"/>
-            <wp:effectExtent b="0" l="0" r="0" t="0"/>
-            <wp:docPr id="36" name="image6.png"/>
-            <a:graphic>
-              <a:graphicData uri="http://schemas.openxmlformats.org/drawingml/2006/picture">
-                <pic:pic>
-                  <pic:nvPicPr>
-                    <pic:cNvPr id="0" name="image6.png"/>
-                    <pic:cNvPicPr preferRelativeResize="0"/>
-                  </pic:nvPicPr>
-                  <pic:blipFill>
-                    <a:blip r:embed="rId7"/>
-                    <a:srcRect b="0" l="0" r="0" t="0"/>
-                    <a:stretch>
-                      <a:fillRect/>
-                    </a:stretch>
-                  </pic:blipFill>
-                  <pic:spPr>
-                    <a:xfrm>
-                      <a:off x="0" y="0"/>
-                      <a:ext cx="350639" cy="227442"/>
-                    </a:xfrm>
-                    <a:prstGeom prst="rect"/>
-                    <a:ln/>
-                  </pic:spPr>
-                </pic:pic>
-              </a:graphicData>
-            </a:graphic>
-          </wp:inline>
-        </w:drawing>
+        <w:t>H₂S</w:t>
       </w:r>
       <w:r>
         <w:rPr>
@@ -23072,6 +22301,11 @@
       </w:r>
     </w:p>
     <w:p>
+      <w:r>
+        <w:t xml:space="preserve">　　相對地，北部背風面（Zone-B，桃竹苗，林口台地）受地形遮蔽，春季短波輻射遮蔽率降至約 25–35%（日均接收 12–15 MJ/m²），水溫遲滯效應縮小至 −1.0 至 −1.6 °C/週，較 Zone-A 更早（超前 12–18 天）達到 22°C 的熱力激活閾值（[B0-21]）。此一熱力超前效應同步影響底泥 Eh 的演化時序：Zone-B 水體 3（北部管理池）底層 Eh &lt; 0 mV 的首次觸發時機為 5 月下旬，較 Zone-A 水體 1（北部野生埤塘）的 6 月中旬提早約 3–4 週，Fe²⁺ 釋放風險窗口相應提前（[B0-22]）。</w:t>
+      </w:r>
+    </w:p>
+    <w:p>
       <w:pPr>
         <w:numPr>
           <w:ilvl w:val="0"/>
@@ -24487,30 +23721,8 @@
             <w:vAlign w:val="top"/>
           </w:tcPr>
           <w:p>
-            <w:pPr>
-              <w:pBdr>
-                <w:top w:space="0" w:sz="0" w:val="nil"/>
-                <w:left w:space="0" w:sz="0" w:val="nil"/>
-                <w:bottom w:space="0" w:sz="0" w:val="nil"/>
-                <w:right w:space="0" w:sz="0" w:val="nil"/>
-                <w:between w:space="0" w:sz="0" w:val="nil"/>
-              </w:pBdr>
-              <w:shd w:fill="auto" w:val="clear"/>
-              <w:spacing w:after="120" w:before="120" w:line="275.9999942779541" w:lineRule="auto"/>
-              <w:rPr>
-                <w:rFonts w:ascii="Google Sans" w:cs="Google Sans" w:eastAsia="Google Sans" w:hAnsi="Google Sans"/>
-                <w:color w:val="1f1f1f"/>
-                <w:shd w:fill="auto" w:val="clear"/>
-              </w:rPr>
-            </w:pPr>
-            <w:r>
-              <w:rPr>
-                <w:rFonts w:ascii="Google Sans" w:cs="Google Sans" w:eastAsia="Google Sans" w:hAnsi="Google Sans"/>
-                <w:color w:val="1f1f1f"/>
-                <w:shd w:fill="auto" w:val="clear"/>
-                <w:rtl w:val="0"/>
-              </w:rPr>
-              <w:t xml:space="preserve">水車停機溫度分層重建時間，夏季無風正午停機後，水體僅需 4–6 hr 即可重新建立穩固溫度分層。</w:t>
+            <w:r>
+              <w:t xml:space="preserve">水車停機溫度分層重建時間：南部管理池（Zone-C）夏季無風正午停機後，水體僅需 4–8 hr 即可重建穩定熱力分層；北部管理池（Zone-B，桃竹苗）因常態東北季風 6–10 m/s 持續擾動，停機後需 6–12 hr 方可形成穩定分層。兩者差值主要源於 Zone-B 較強之風生對流。</w:t>
             </w:r>
           </w:p>
         </w:tc>
@@ -24532,43 +23744,8 @@
             <w:vAlign w:val="top"/>
           </w:tcPr>
           <w:p>
-            <w:pPr>
-              <w:pBdr>
-                <w:top w:space="0" w:sz="0" w:val="nil"/>
-                <w:left w:space="0" w:sz="0" w:val="nil"/>
-                <w:bottom w:space="0" w:sz="0" w:val="nil"/>
-                <w:right w:space="0" w:sz="0" w:val="nil"/>
-                <w:between w:space="0" w:sz="0" w:val="nil"/>
-              </w:pBdr>
-              <w:shd w:fill="auto" w:val="clear"/>
-              <w:spacing w:line="275.9999942779541" w:lineRule="auto"/>
-              <w:rPr>
-                <w:rFonts w:ascii="Google Sans" w:cs="Google Sans" w:eastAsia="Google Sans" w:hAnsi="Google Sans"/>
-                <w:color w:val="444746"/>
-                <w:sz w:val="24"/>
-                <w:szCs w:val="24"/>
-                <w:vertAlign w:val="superscript"/>
-              </w:rPr>
-            </w:pPr>
-            <w:r>
-              <w:rPr>
-                <w:rFonts w:ascii="Google Sans" w:cs="Google Sans" w:eastAsia="Google Sans" w:hAnsi="Google Sans"/>
-                <w:color w:val="1f1f1f"/>
-                <w:shd w:fill="auto" w:val="clear"/>
-                <w:rtl w:val="0"/>
-              </w:rPr>
-              <w:t xml:space="preserve">0C-01 </w:t>
-            </w:r>
-            <w:r>
-              <w:rPr>
-                <w:rFonts w:ascii="Google Sans" w:cs="Google Sans" w:eastAsia="Google Sans" w:hAnsi="Google Sans"/>
-                <w:color w:val="444746"/>
-                <w:sz w:val="24"/>
-                <w:szCs w:val="24"/>
-                <w:vertAlign w:val="superscript"/>
-                <w:rtl w:val="0"/>
-              </w:rPr>
-              <w:t xml:space="preserve">1</w:t>
+            <w:r>
+              <w:t>0C-01; 0C-07</w:t>
             </w:r>
           </w:p>
         </w:tc>
@@ -27400,6 +26577,90 @@
                 <w:rtl w:val="0"/>
               </w:rPr>
               <w:t xml:space="preserve">高</w:t>
+            </w:r>
+          </w:p>
+        </w:tc>
+      </w:tr>
+      <w:tr>
+        <w:tc>
+          <w:tcPr>
+            <w:tcW w:type="dxa" w:w="2340"/>
+          </w:tcPr>
+          <w:p>
+            <w:r>
+              <w:t>[B0-21]</w:t>
+            </w:r>
+          </w:p>
+        </w:tc>
+        <w:tc>
+          <w:tcPr>
+            <w:tcW w:type="dxa" w:w="2340"/>
+          </w:tcPr>
+          <w:p>
+            <w:r>
+              <w:t>Zone-B 春季熱力超前量：Zone-B（桃竹苗，林口台地）春季輻射遮蔽率低於 Zone-A，22°C 激活閾值較 Zone-A 超前 12–18 天到達，是北部背風面生物代謝循環啟動提前的物理基礎。</w:t>
+            </w:r>
+          </w:p>
+        </w:tc>
+        <w:tc>
+          <w:tcPr>
+            <w:tcW w:type="dxa" w:w="2340"/>
+          </w:tcPr>
+          <w:p>
+            <w:r>
+              <w:t>0C-09</w:t>
+            </w:r>
+          </w:p>
+        </w:tc>
+        <w:tc>
+          <w:tcPr>
+            <w:tcW w:type="dxa" w:w="2340"/>
+          </w:tcPr>
+          <w:p>
+            <w:r>
+              <w:t>高</w:t>
+            </w:r>
+          </w:p>
+        </w:tc>
+      </w:tr>
+      <w:tr>
+        <w:tc>
+          <w:tcPr>
+            <w:tcW w:type="dxa" w:w="2340"/>
+          </w:tcPr>
+          <w:p>
+            <w:r>
+              <w:t>[B0-22]</w:t>
+            </w:r>
+          </w:p>
+        </w:tc>
+        <w:tc>
+          <w:tcPr>
+            <w:tcW w:type="dxa" w:w="2340"/>
+          </w:tcPr>
+          <w:p>
+            <w:r>
+              <w:t>Zone-B 底泥 Eh 首觸負值時機：Zone-B 水體 3（北部管理池）底層 Eh &lt; 0 mV 首觸時機 = 5 月下旬；Zone-A 水體 1（北部野生埤塘）= 6 月中旬；Zone-B Fe²⁺ 釋放風險窗口較 Zone-A 提前約 3–4 週。</w:t>
+            </w:r>
+          </w:p>
+        </w:tc>
+        <w:tc>
+          <w:tcPr>
+            <w:tcW w:type="dxa" w:w="2340"/>
+          </w:tcPr>
+          <w:p>
+            <w:r>
+              <w:t>0C-10</w:t>
+            </w:r>
+          </w:p>
+        </w:tc>
+        <w:tc>
+          <w:tcPr>
+            <w:tcW w:type="dxa" w:w="2340"/>
+          </w:tcPr>
+          <w:p>
+            <w:r>
+              <w:t>高</w:t>
             </w:r>
           </w:p>
         </w:tc>

--- a/0D1_基底資料矩陣與極端事件整合.docx
+++ b/0D1_基底資料矩陣與極端事件整合.docx
@@ -11749,6 +11749,27 @@
           <w:rtl w:val="0"/>
         </w:rPr>
         <w:t xml:space="preserve"> 累積濃度上限（8.5 mg/L），以最嚴苛標準提前示警夏日泛池與春季棄巢風險 [1, 1]。</w:t>
+      </w:r>
+    </w:p>
+    <w:p>
+      <w:pPr>
+        <w:numPr>
+          <w:ilvl w:val="0"/>
+          <w:numId w:val="4"/>
+        </w:numPr>
+        <w:pBdr>
+          <w:top w:space="0" w:sz="0" w:val="nil"/>
+          <w:left w:space="0" w:sz="0" w:val="nil"/>
+          <w:bottom w:space="0" w:sz="0" w:val="nil"/>
+          <w:right w:space="0" w:sz="0" w:val="nil"/>
+          <w:between w:space="0" w:sz="0" w:val="nil"/>
+        </w:pBdr>
+        <w:shd w:fill="auto" w:val="clear"/>
+        <w:spacing w:after="0" w:afterAutospacing="0" w:before="0" w:beforeAutospacing="0" w:line="275.9999942779541" w:lineRule="auto"/>
+        <w:ind w:left="570" w:hanging="360"/>
+      </w:pPr>
+      <w:r>
+        <w:t>[DO-Threshold-Note] 本模型 DO 臨界分層說明：(1) 本卷計算門檻：DO &lt; 2.0 mg/L（Assumption-02，強制假設 Eh 崩塌，用於本卷極端事件模型計算）；(2) 下游引用邊界：DO 3–4 mg/L（下游 1A 卷之生物效應邊界條件參考值，非本卷計算輸出）。兩臨界共同定義台灣六大水體缺氧事件之分級響應窗口，供後續各卷量化計算引用。</w:t>
       </w:r>
     </w:p>
     <w:p>
